--- a/Requirements/Olası User Case_Story.docx
+++ b/Requirements/Olası User Case_Story.docx
@@ -39,7 +39,7 @@
           <w:pgNumType w:start="1"/>
         </w:sectPr>
       </w:pPr>
-      <w:bookmarkStart w:colFirst="0" w:colLast="0" w:name="_sdi97ufmefef" w:id="0"/>
+      <w:bookmarkStart w:colFirst="0" w:colLast="0" w:name="_95uzrdwvexy6" w:id="0"/>
       <w:bookmarkEnd w:id="0"/>
       <w:r>
         <w:rPr>
@@ -1365,7 +1365,7 @@
           <w:pgNumType w:start="1"/>
         </w:sectPr>
       </w:pPr>
-      <w:bookmarkStart w:colFirst="0" w:colLast="0" w:name="_wmc87cypmjph" w:id="8"/>
+      <w:bookmarkStart w:colFirst="0" w:colLast="0" w:name="_1baouv8plxta" w:id="8"/>
       <w:bookmarkEnd w:id="8"/>
       <w:r>
         <w:rPr>
